--- a/docs/MODELE_DONNEES.docx
+++ b/docs/MODELE_DONNEES.docx
@@ -100,7 +100,7 @@
         <w:rPr>
           <w:b/>
         </w:rPr>
-        <w:t>13 collections</w:t>
+        <w:t>14 collections</w:t>
       </w:r>
       <w:r>
         <w:t>.</w:t>
@@ -366,7 +366,7 @@
               <w:rPr>
                 <w:sz w:val="18"/>
               </w:rPr>
-              <w:t>Fournisseurs</w:t>
+              <w:t>Clients (anciennement fournisseurs)</w:t>
             </w:r>
           </w:p>
         </w:tc>
@@ -943,7 +943,7 @@
           <w:color w:val="1E1E1E"/>
           <w:sz w:val="18"/>
         </w:rPr>
-        <w:t>+------------+       +--------------+       +-------------+</w:t>
+        <w:t>+------------+       +--------------+       | (= clients) |</w:t>
       </w:r>
     </w:p>
     <w:p>
@@ -956,7 +956,7 @@
           <w:color w:val="1E1E1E"/>
           <w:sz w:val="18"/>
         </w:rPr>
-        <w:t xml:space="preserve">                           |</w:t>
+        <w:t xml:space="preserve">                           |                +-------------+</w:t>
       </w:r>
     </w:p>
     <w:p>
@@ -1558,7 +1558,7 @@
               <w:rPr>
                 <w:sz w:val="18"/>
               </w:rPr>
-              <w:t>Fournisseur de la recette</w:t>
+              <w:t>Client de la recette</w:t>
             </w:r>
           </w:p>
         </w:tc>
@@ -2913,7 +2913,7 @@
               <w:rPr>
                 <w:sz w:val="18"/>
               </w:rPr>
-              <w:t>Reference interne</w:t>
+              <w:t>Reference interne (ex: MAT-001)</w:t>
             </w:r>
           </w:p>
         </w:tc>
@@ -3702,6 +3702,19 @@
           <w:color w:val="1E1E1E"/>
           <w:sz w:val="18"/>
         </w:rPr>
+        <w:t xml:space="preserve">  "code_article": "REC-003",</w:t>
+      </w:r>
+    </w:p>
+    <w:p>
+      <w:pPr>
+        <w:spacing w:before="0" w:after="0"/>
+      </w:pPr>
+      <w:r>
+        <w:rPr>
+          <w:rFonts w:ascii="Consolas" w:hAnsi="Consolas"/>
+          <w:color w:val="1E1E1E"/>
+          <w:sz w:val="18"/>
+        </w:rPr>
         <w:t xml:space="preserve">  "description": "Tarte classique",</w:t>
       </w:r>
     </w:p>
@@ -3741,7 +3754,20 @@
           <w:color w:val="1E1E1E"/>
           <w:sz w:val="18"/>
         </w:rPr>
-        <w:t xml:space="preserve">  "supplier_name": "Boulangerie Martin",</w:t>
+        <w:t xml:space="preserve">  "supplier_name": "Auchan",</w:t>
+      </w:r>
+    </w:p>
+    <w:p>
+      <w:pPr>
+        <w:spacing w:before="0" w:after="0"/>
+      </w:pPr>
+      <w:r>
+        <w:rPr>
+          <w:rFonts w:ascii="Consolas" w:hAnsi="Consolas"/>
+          <w:color w:val="1E1E1E"/>
+          <w:sz w:val="18"/>
+        </w:rPr>
+        <w:t xml:space="preserve">  "product_type": "MDD",</w:t>
       </w:r>
     </w:p>
     <w:p>
@@ -4146,7 +4172,7 @@
               <w:rPr>
                 <w:sz w:val="18"/>
               </w:rPr>
-              <w:t>description</w:t>
+              <w:t>code_article</w:t>
             </w:r>
           </w:p>
         </w:tc>
@@ -4174,7 +4200,7 @@
               <w:rPr>
                 <w:sz w:val="18"/>
               </w:rPr>
-              <w:t>Non</w:t>
+              <w:t>Auto</w:t>
             </w:r>
           </w:p>
         </w:tc>
@@ -4188,7 +4214,7 @@
               <w:rPr>
                 <w:sz w:val="18"/>
               </w:rPr>
-              <w:t>null</w:t>
+              <w:t>REC-XXX</w:t>
             </w:r>
           </w:p>
         </w:tc>
@@ -4202,7 +4228,7 @@
               <w:rPr>
                 <w:sz w:val="18"/>
               </w:rPr>
-              <w:t>Description</w:t>
+              <w:t>Code article auto-genere (ex: REC-001)</w:t>
             </w:r>
           </w:p>
         </w:tc>
@@ -4218,7 +4244,7 @@
               <w:rPr>
                 <w:sz w:val="18"/>
               </w:rPr>
-              <w:t>category_id</w:t>
+              <w:t>description</w:t>
             </w:r>
           </w:p>
         </w:tc>
@@ -4274,7 +4300,7 @@
               <w:rPr>
                 <w:sz w:val="18"/>
               </w:rPr>
-              <w:t>ID categorie</w:t>
+              <w:t>Description</w:t>
             </w:r>
           </w:p>
         </w:tc>
@@ -4290,7 +4316,7 @@
               <w:rPr>
                 <w:sz w:val="18"/>
               </w:rPr>
-              <w:t>supplier_id</w:t>
+              <w:t>category_id</w:t>
             </w:r>
           </w:p>
         </w:tc>
@@ -4346,7 +4372,7 @@
               <w:rPr>
                 <w:sz w:val="18"/>
               </w:rPr>
-              <w:t>ID fournisseur</w:t>
+              <w:t>ID categorie</w:t>
             </w:r>
           </w:p>
         </w:tc>
@@ -4362,7 +4388,7 @@
               <w:rPr>
                 <w:sz w:val="18"/>
               </w:rPr>
-              <w:t>supplier_name</w:t>
+              <w:t>supplier_id</w:t>
             </w:r>
           </w:p>
         </w:tc>
@@ -4418,7 +4444,7 @@
               <w:rPr>
                 <w:sz w:val="18"/>
               </w:rPr>
-              <w:t>Nom fournisseur (denormalise)</w:t>
+              <w:t>ID client</w:t>
             </w:r>
           </w:p>
         </w:tc>
@@ -4434,7 +4460,7 @@
               <w:rPr>
                 <w:sz w:val="18"/>
               </w:rPr>
-              <w:t>version</w:t>
+              <w:t>supplier_name</w:t>
             </w:r>
           </w:p>
         </w:tc>
@@ -4448,7 +4474,7 @@
               <w:rPr>
                 <w:sz w:val="18"/>
               </w:rPr>
-              <w:t>int</w:t>
+              <w:t>string</w:t>
             </w:r>
           </w:p>
         </w:tc>
@@ -4476,7 +4502,7 @@
               <w:rPr>
                 <w:sz w:val="18"/>
               </w:rPr>
-              <w:t>1</w:t>
+              <w:t>null</w:t>
             </w:r>
           </w:p>
         </w:tc>
@@ -4490,7 +4516,7 @@
               <w:rPr>
                 <w:sz w:val="18"/>
               </w:rPr>
-              <w:t>Numero de version</w:t>
+              <w:t>Nom client (denormalise)</w:t>
             </w:r>
           </w:p>
         </w:tc>
@@ -4506,7 +4532,7 @@
               <w:rPr>
                 <w:sz w:val="18"/>
               </w:rPr>
-              <w:t>output_quantity</w:t>
+              <w:t>product_type</w:t>
             </w:r>
           </w:p>
         </w:tc>
@@ -4520,7 +4546,7 @@
               <w:rPr>
                 <w:sz w:val="18"/>
               </w:rPr>
-              <w:t>float</w:t>
+              <w:t>string</w:t>
             </w:r>
           </w:p>
         </w:tc>
@@ -4548,7 +4574,7 @@
               <w:rPr>
                 <w:sz w:val="18"/>
               </w:rPr>
-              <w:t>1.0</w:t>
+              <w:t>null</w:t>
             </w:r>
           </w:p>
         </w:tc>
@@ -4562,7 +4588,7 @@
               <w:rPr>
                 <w:sz w:val="18"/>
               </w:rPr>
-              <w:t>Quantite produite par recette</w:t>
+              <w:t>Type produit : MDD, MN, SM ou MP</w:t>
             </w:r>
           </w:p>
         </w:tc>
@@ -4578,7 +4604,7 @@
               <w:rPr>
                 <w:sz w:val="18"/>
               </w:rPr>
-              <w:t>output_unit</w:t>
+              <w:t>version</w:t>
             </w:r>
           </w:p>
         </w:tc>
@@ -4592,7 +4618,7 @@
               <w:rPr>
                 <w:sz w:val="18"/>
               </w:rPr>
-              <w:t>string</w:t>
+              <w:t>int</w:t>
             </w:r>
           </w:p>
         </w:tc>
@@ -4620,7 +4646,7 @@
               <w:rPr>
                 <w:sz w:val="18"/>
               </w:rPr>
-              <w:t>"piece"</w:t>
+              <w:t>1</w:t>
             </w:r>
           </w:p>
         </w:tc>
@@ -4634,7 +4660,7 @@
               <w:rPr>
                 <w:sz w:val="18"/>
               </w:rPr>
-              <w:t>Unite du produit fini</w:t>
+              <w:t>Numero de version</w:t>
             </w:r>
           </w:p>
         </w:tc>
@@ -4650,7 +4676,7 @@
               <w:rPr>
                 <w:sz w:val="18"/>
               </w:rPr>
-              <w:t>target_margin</w:t>
+              <w:t>output_quantity</w:t>
             </w:r>
           </w:p>
         </w:tc>
@@ -4692,7 +4718,7 @@
               <w:rPr>
                 <w:sz w:val="18"/>
               </w:rPr>
-              <w:t>30.0</w:t>
+              <w:t>1.0</w:t>
             </w:r>
           </w:p>
         </w:tc>
@@ -4706,7 +4732,7 @@
               <w:rPr>
                 <w:sz w:val="18"/>
               </w:rPr>
-              <w:t>Marge cible (%)</w:t>
+              <w:t>Quantite produite par recette</w:t>
             </w:r>
           </w:p>
         </w:tc>
@@ -4722,7 +4748,7 @@
               <w:rPr>
                 <w:sz w:val="18"/>
               </w:rPr>
-              <w:t>is_intermediate</w:t>
+              <w:t>output_unit</w:t>
             </w:r>
           </w:p>
         </w:tc>
@@ -4736,7 +4762,7 @@
               <w:rPr>
                 <w:sz w:val="18"/>
               </w:rPr>
-              <w:t>bool</w:t>
+              <w:t>string</w:t>
             </w:r>
           </w:p>
         </w:tc>
@@ -4764,7 +4790,7 @@
               <w:rPr>
                 <w:sz w:val="18"/>
               </w:rPr>
-              <w:t>false</w:t>
+              <w:t>"piece"</w:t>
             </w:r>
           </w:p>
         </w:tc>
@@ -4778,7 +4804,7 @@
               <w:rPr>
                 <w:sz w:val="18"/>
               </w:rPr>
-              <w:t>Article semi-fini (sous-recette)</w:t>
+              <w:t>Unite du produit fini</w:t>
             </w:r>
           </w:p>
         </w:tc>
@@ -4794,7 +4820,7 @@
               <w:rPr>
                 <w:sz w:val="18"/>
               </w:rPr>
-              <w:t>ingredients</w:t>
+              <w:t>target_margin</w:t>
             </w:r>
           </w:p>
         </w:tc>
@@ -4808,7 +4834,7 @@
               <w:rPr>
                 <w:sz w:val="18"/>
               </w:rPr>
-              <w:t>RecipeIngredient[]</w:t>
+              <w:t>float</w:t>
             </w:r>
           </w:p>
         </w:tc>
@@ -4836,7 +4862,7 @@
               <w:rPr>
                 <w:sz w:val="18"/>
               </w:rPr>
-              <w:t>[]</w:t>
+              <w:t>30.0</w:t>
             </w:r>
           </w:p>
         </w:tc>
@@ -4850,7 +4876,7 @@
               <w:rPr>
                 <w:sz w:val="18"/>
               </w:rPr>
-              <w:t>Liste des ingredients</w:t>
+              <w:t>Marge cible (%)</w:t>
             </w:r>
           </w:p>
         </w:tc>
@@ -4866,7 +4892,7 @@
               <w:rPr>
                 <w:sz w:val="18"/>
               </w:rPr>
-              <w:t>labor_costs</w:t>
+              <w:t>is_intermediate</w:t>
             </w:r>
           </w:p>
         </w:tc>
@@ -4880,7 +4906,7 @@
               <w:rPr>
                 <w:sz w:val="18"/>
               </w:rPr>
-              <w:t>LaborCost[]</w:t>
+              <w:t>bool</w:t>
             </w:r>
           </w:p>
         </w:tc>
@@ -4908,7 +4934,7 @@
               <w:rPr>
                 <w:sz w:val="18"/>
               </w:rPr>
-              <w:t>[]</w:t>
+              <w:t>false</w:t>
             </w:r>
           </w:p>
         </w:tc>
@@ -4922,7 +4948,7 @@
               <w:rPr>
                 <w:sz w:val="18"/>
               </w:rPr>
-              <w:t>Postes de main d'oeuvre</w:t>
+              <w:t>Article semi-fini (sous-recette)</w:t>
             </w:r>
           </w:p>
         </w:tc>
@@ -4938,7 +4964,7 @@
               <w:rPr>
                 <w:sz w:val="18"/>
               </w:rPr>
-              <w:t>overhead_ids</w:t>
+              <w:t>ingredients</w:t>
             </w:r>
           </w:p>
         </w:tc>
@@ -4952,7 +4978,7 @@
               <w:rPr>
                 <w:sz w:val="18"/>
               </w:rPr>
-              <w:t>string[]</w:t>
+              <w:t>RecipeIngredient[]</w:t>
             </w:r>
           </w:p>
         </w:tc>
@@ -4994,7 +5020,7 @@
               <w:rPr>
                 <w:sz w:val="18"/>
               </w:rPr>
-              <w:t>IDs des frais generaux affectes</w:t>
+              <w:t>Liste des ingredients</w:t>
             </w:r>
           </w:p>
         </w:tc>
@@ -5010,7 +5036,7 @@
               <w:rPr>
                 <w:sz w:val="18"/>
               </w:rPr>
-              <w:t>user_id</w:t>
+              <w:t>labor_costs</w:t>
             </w:r>
           </w:p>
         </w:tc>
@@ -5024,7 +5050,7 @@
               <w:rPr>
                 <w:sz w:val="18"/>
               </w:rPr>
-              <w:t>string</w:t>
+              <w:t>LaborCost[]</w:t>
             </w:r>
           </w:p>
         </w:tc>
@@ -5052,7 +5078,7 @@
               <w:rPr>
                 <w:sz w:val="18"/>
               </w:rPr>
-              <w:t>null</w:t>
+              <w:t>[]</w:t>
             </w:r>
           </w:p>
         </w:tc>
@@ -5066,7 +5092,7 @@
               <w:rPr>
                 <w:sz w:val="18"/>
               </w:rPr>
-              <w:t>Email du createur</w:t>
+              <w:t>Postes de main d'oeuvre</w:t>
             </w:r>
           </w:p>
         </w:tc>
@@ -5082,7 +5108,7 @@
               <w:rPr>
                 <w:sz w:val="18"/>
               </w:rPr>
-              <w:t>created_at</w:t>
+              <w:t>overhead_ids</w:t>
             </w:r>
           </w:p>
         </w:tc>
@@ -5096,7 +5122,7 @@
               <w:rPr>
                 <w:sz w:val="18"/>
               </w:rPr>
-              <w:t>datetime</w:t>
+              <w:t>string[]</w:t>
             </w:r>
           </w:p>
         </w:tc>
@@ -5110,7 +5136,7 @@
               <w:rPr>
                 <w:sz w:val="18"/>
               </w:rPr>
-              <w:t>Auto</w:t>
+              <w:t>Non</w:t>
             </w:r>
           </w:p>
         </w:tc>
@@ -5124,7 +5150,7 @@
               <w:rPr>
                 <w:sz w:val="18"/>
               </w:rPr>
-              <w:t>now()</w:t>
+              <w:t>[]</w:t>
             </w:r>
           </w:p>
         </w:tc>
@@ -5138,7 +5164,7 @@
               <w:rPr>
                 <w:sz w:val="18"/>
               </w:rPr>
-              <w:t>Date de creation</w:t>
+              <w:t>IDs des frais generaux affectes</w:t>
             </w:r>
           </w:p>
         </w:tc>
@@ -5154,6 +5180,150 @@
               <w:rPr>
                 <w:sz w:val="18"/>
               </w:rPr>
+              <w:t>user_id</w:t>
+            </w:r>
+          </w:p>
+        </w:tc>
+        <w:tc>
+          <w:tcPr>
+            <w:tcW w:type="dxa" w:w="1881"/>
+          </w:tcPr>
+          <w:p>
+            <w:pPr/>
+            <w:r>
+              <w:rPr>
+                <w:sz w:val="18"/>
+              </w:rPr>
+              <w:t>string</w:t>
+            </w:r>
+          </w:p>
+        </w:tc>
+        <w:tc>
+          <w:tcPr>
+            <w:tcW w:type="dxa" w:w="1881"/>
+          </w:tcPr>
+          <w:p>
+            <w:pPr/>
+            <w:r>
+              <w:rPr>
+                <w:sz w:val="18"/>
+              </w:rPr>
+              <w:t>Non</w:t>
+            </w:r>
+          </w:p>
+        </w:tc>
+        <w:tc>
+          <w:tcPr>
+            <w:tcW w:type="dxa" w:w="1881"/>
+          </w:tcPr>
+          <w:p>
+            <w:pPr/>
+            <w:r>
+              <w:rPr>
+                <w:sz w:val="18"/>
+              </w:rPr>
+              <w:t>null</w:t>
+            </w:r>
+          </w:p>
+        </w:tc>
+        <w:tc>
+          <w:tcPr>
+            <w:tcW w:type="dxa" w:w="1881"/>
+          </w:tcPr>
+          <w:p>
+            <w:pPr/>
+            <w:r>
+              <w:rPr>
+                <w:sz w:val="18"/>
+              </w:rPr>
+              <w:t>Email du createur</w:t>
+            </w:r>
+          </w:p>
+        </w:tc>
+      </w:tr>
+      <w:tr>
+        <w:tc>
+          <w:tcPr>
+            <w:tcW w:type="dxa" w:w="1881"/>
+          </w:tcPr>
+          <w:p>
+            <w:pPr/>
+            <w:r>
+              <w:rPr>
+                <w:sz w:val="18"/>
+              </w:rPr>
+              <w:t>created_at</w:t>
+            </w:r>
+          </w:p>
+        </w:tc>
+        <w:tc>
+          <w:tcPr>
+            <w:tcW w:type="dxa" w:w="1881"/>
+          </w:tcPr>
+          <w:p>
+            <w:pPr/>
+            <w:r>
+              <w:rPr>
+                <w:sz w:val="18"/>
+              </w:rPr>
+              <w:t>datetime</w:t>
+            </w:r>
+          </w:p>
+        </w:tc>
+        <w:tc>
+          <w:tcPr>
+            <w:tcW w:type="dxa" w:w="1881"/>
+          </w:tcPr>
+          <w:p>
+            <w:pPr/>
+            <w:r>
+              <w:rPr>
+                <w:sz w:val="18"/>
+              </w:rPr>
+              <w:t>Auto</w:t>
+            </w:r>
+          </w:p>
+        </w:tc>
+        <w:tc>
+          <w:tcPr>
+            <w:tcW w:type="dxa" w:w="1881"/>
+          </w:tcPr>
+          <w:p>
+            <w:pPr/>
+            <w:r>
+              <w:rPr>
+                <w:sz w:val="18"/>
+              </w:rPr>
+              <w:t>now()</w:t>
+            </w:r>
+          </w:p>
+        </w:tc>
+        <w:tc>
+          <w:tcPr>
+            <w:tcW w:type="dxa" w:w="1881"/>
+          </w:tcPr>
+          <w:p>
+            <w:pPr/>
+            <w:r>
+              <w:rPr>
+                <w:sz w:val="18"/>
+              </w:rPr>
+              <w:t>Date de creation</w:t>
+            </w:r>
+          </w:p>
+        </w:tc>
+      </w:tr>
+      <w:tr>
+        <w:tc>
+          <w:tcPr>
+            <w:tcW w:type="dxa" w:w="1881"/>
+          </w:tcPr>
+          <w:p>
+            <w:pPr/>
+            <w:r>
+              <w:rPr>
+                <w:sz w:val="18"/>
+              </w:rPr>
               <w:t>updated_at</w:t>
             </w:r>
           </w:p>
@@ -5211,6 +5381,179 @@
                 <w:sz w:val="18"/>
               </w:rPr>
               <w:t>Derniere modification</w:t>
+            </w:r>
+          </w:p>
+        </w:tc>
+      </w:tr>
+    </w:tbl>
+    <w:p/>
+    <w:p>
+      <w:pPr>
+        <w:pStyle w:val="Heading3"/>
+      </w:pPr>
+      <w:r>
+        <w:t>Types de produit</w:t>
+      </w:r>
+    </w:p>
+    <w:tbl>
+      <w:tblPr>
+        <w:tblStyle w:val="LightGrid-Accent1"/>
+        <w:tblW w:type="auto" w:w="0"/>
+        <w:jc w:val="center"/>
+        <w:tblLook w:firstColumn="1" w:firstRow="1" w:lastColumn="0" w:lastRow="0" w:noHBand="0" w:noVBand="1" w:val="04A0"/>
+      </w:tblPr>
+      <w:tblGrid>
+        <w:gridCol w:w="4703"/>
+        <w:gridCol w:w="4703"/>
+      </w:tblGrid>
+      <w:tr>
+        <w:tc>
+          <w:tcPr>
+            <w:tcW w:type="dxa" w:w="4703"/>
+          </w:tcPr>
+          <w:p>
+            <w:pPr/>
+            <w:r>
+              <w:rPr>
+                <w:b/>
+                <w:sz w:val="18"/>
+              </w:rPr>
+              <w:t>Code</w:t>
+            </w:r>
+          </w:p>
+        </w:tc>
+        <w:tc>
+          <w:tcPr>
+            <w:tcW w:type="dxa" w:w="4703"/>
+          </w:tcPr>
+          <w:p>
+            <w:pPr/>
+            <w:r>
+              <w:rPr>
+                <w:b/>
+                <w:sz w:val="18"/>
+              </w:rPr>
+              <w:t>Signification</w:t>
+            </w:r>
+          </w:p>
+        </w:tc>
+      </w:tr>
+      <w:tr>
+        <w:tc>
+          <w:tcPr>
+            <w:tcW w:type="dxa" w:w="4703"/>
+          </w:tcPr>
+          <w:p>
+            <w:pPr/>
+            <w:r>
+              <w:rPr>
+                <w:sz w:val="18"/>
+              </w:rPr>
+              <w:t>MDD</w:t>
+            </w:r>
+          </w:p>
+        </w:tc>
+        <w:tc>
+          <w:tcPr>
+            <w:tcW w:type="dxa" w:w="4703"/>
+          </w:tcPr>
+          <w:p>
+            <w:pPr/>
+            <w:r>
+              <w:rPr>
+                <w:sz w:val="18"/>
+              </w:rPr>
+              <w:t>Marque De Distributeur</w:t>
+            </w:r>
+          </w:p>
+        </w:tc>
+      </w:tr>
+      <w:tr>
+        <w:tc>
+          <w:tcPr>
+            <w:tcW w:type="dxa" w:w="4703"/>
+          </w:tcPr>
+          <w:p>
+            <w:pPr/>
+            <w:r>
+              <w:rPr>
+                <w:sz w:val="18"/>
+              </w:rPr>
+              <w:t>MN</w:t>
+            </w:r>
+          </w:p>
+        </w:tc>
+        <w:tc>
+          <w:tcPr>
+            <w:tcW w:type="dxa" w:w="4703"/>
+          </w:tcPr>
+          <w:p>
+            <w:pPr/>
+            <w:r>
+              <w:rPr>
+                <w:sz w:val="18"/>
+              </w:rPr>
+              <w:t>Marque Nationale</w:t>
+            </w:r>
+          </w:p>
+        </w:tc>
+      </w:tr>
+      <w:tr>
+        <w:tc>
+          <w:tcPr>
+            <w:tcW w:type="dxa" w:w="4703"/>
+          </w:tcPr>
+          <w:p>
+            <w:pPr/>
+            <w:r>
+              <w:rPr>
+                <w:sz w:val="18"/>
+              </w:rPr>
+              <w:t>SM</w:t>
+            </w:r>
+          </w:p>
+        </w:tc>
+        <w:tc>
+          <w:tcPr>
+            <w:tcW w:type="dxa" w:w="4703"/>
+          </w:tcPr>
+          <w:p>
+            <w:pPr/>
+            <w:r>
+              <w:rPr>
+                <w:sz w:val="18"/>
+              </w:rPr>
+              <w:t>Sans Marque</w:t>
+            </w:r>
+          </w:p>
+        </w:tc>
+      </w:tr>
+      <w:tr>
+        <w:tc>
+          <w:tcPr>
+            <w:tcW w:type="dxa" w:w="4703"/>
+          </w:tcPr>
+          <w:p>
+            <w:pPr/>
+            <w:r>
+              <w:rPr>
+                <w:sz w:val="18"/>
+              </w:rPr>
+              <w:t>MP</w:t>
+            </w:r>
+          </w:p>
+        </w:tc>
+        <w:tc>
+          <w:tcPr>
+            <w:tcW w:type="dxa" w:w="4703"/>
+          </w:tcPr>
+          <w:p>
+            <w:pPr/>
+            <w:r>
+              <w:rPr>
+                <w:sz w:val="18"/>
+              </w:rPr>
+              <w:t>Marque Propre</w:t>
             </w:r>
           </w:p>
         </w:tc>
@@ -5622,12 +5965,12 @@
         <w:pStyle w:val="Heading2"/>
       </w:pPr>
       <w:r>
-        <w:t>3.5 suppliers</w:t>
+        <w:t>3.5 suppliers (Clients)</w:t>
       </w:r>
     </w:p>
     <w:p>
       <w:r>
-        <w:t>Referentiel des fournisseurs.</w:t>
+        <w:t>Referentiel des clients (anciennement fournisseurs).</w:t>
       </w:r>
     </w:p>
     <w:p>
@@ -5666,7 +6009,7 @@
           <w:color w:val="1E1E1E"/>
           <w:sz w:val="18"/>
         </w:rPr>
-        <w:t xml:space="preserve">  "name": "Moulin du Nord",</w:t>
+        <w:t xml:space="preserve">  "name": "Auchan",</w:t>
       </w:r>
     </w:p>
     <w:p>
@@ -5679,7 +6022,7 @@
           <w:color w:val="1E1E1E"/>
           <w:sz w:val="18"/>
         </w:rPr>
-        <w:t xml:space="preserve">  "code": "FRN-001",</w:t>
+        <w:t xml:space="preserve">  "code": "CLI-001",</w:t>
       </w:r>
     </w:p>
     <w:p>
@@ -5705,7 +6048,7 @@
           <w:color w:val="1E1E1E"/>
           <w:sz w:val="18"/>
         </w:rPr>
-        <w:t xml:space="preserve">  "email": "contact@moulin.fr",</w:t>
+        <w:t xml:space="preserve">  "email": "contact@auchan.fr",</w:t>
       </w:r>
     </w:p>
     <w:p>
@@ -5731,7 +6074,7 @@
           <w:color w:val="1E1E1E"/>
           <w:sz w:val="18"/>
         </w:rPr>
-        <w:t xml:space="preserve">  "address": "12 rue des Meuniers, 59000 Lille",</w:t>
+        <w:t xml:space="preserve">  "address": "12 rue du Commerce, 59000 Lille",</w:t>
       </w:r>
     </w:p>
     <w:p>
@@ -5946,7 +6289,7 @@
               <w:rPr>
                 <w:sz w:val="18"/>
               </w:rPr>
-              <w:t>Raison sociale</w:t>
+              <w:t>Raison sociale du client</w:t>
             </w:r>
           </w:p>
         </w:tc>
@@ -6004,7 +6347,7 @@
               <w:rPr>
                 <w:sz w:val="18"/>
               </w:rPr>
-              <w:t>Code interne (ex: FRN-001)</w:t>
+              <w:t>Code interne (ex: CLI-001)</w:t>
             </w:r>
           </w:p>
         </w:tc>
@@ -9493,7 +9836,7 @@
           <w:color w:val="1E1E1E"/>
           <w:sz w:val="18"/>
         </w:rPr>
-        <w:t xml:space="preserve">  "supplier_name": "Boulangerie Martin",</w:t>
+        <w:t xml:space="preserve">  "supplier_name": "Auchan",</w:t>
       </w:r>
     </w:p>
     <w:p>
@@ -9863,7 +10206,7 @@
               <w:rPr>
                 <w:sz w:val="18"/>
               </w:rPr>
-              <w:t>Fournisseur (denormalise)</w:t>
+              <w:t>Client (denormalise)</w:t>
             </w:r>
           </w:p>
         </w:tc>
@@ -11384,6 +11727,32 @@
           <w:color w:val="1E1E1E"/>
           <w:sz w:val="18"/>
         </w:rPr>
+        <w:t xml:space="preserve">  "recipe_photo_width": 120,</w:t>
+      </w:r>
+    </w:p>
+    <w:p>
+      <w:pPr>
+        <w:spacing w:before="0" w:after="0"/>
+      </w:pPr>
+      <w:r>
+        <w:rPr>
+          <w:rFonts w:ascii="Consolas" w:hAnsi="Consolas"/>
+          <w:color w:val="1E1E1E"/>
+          <w:sz w:val="18"/>
+        </w:rPr>
+        <w:t xml:space="preserve">  "recipe_photo_height": 120,</w:t>
+      </w:r>
+    </w:p>
+    <w:p>
+      <w:pPr>
+        <w:spacing w:before="0" w:after="0"/>
+      </w:pPr>
+      <w:r>
+        <w:rPr>
+          <w:rFonts w:ascii="Consolas" w:hAnsi="Consolas"/>
+          <w:color w:val="1E1E1E"/>
+          <w:sz w:val="18"/>
+        </w:rPr>
         <w:t xml:space="preserve">  "sso_google_enabled": false,</w:t>
       </w:r>
     </w:p>
@@ -11841,6 +12210,94 @@
                 <w:sz w:val="18"/>
               </w:rPr>
               <w:t>Seuil d'alerte prix (%)</w:t>
+            </w:r>
+          </w:p>
+        </w:tc>
+      </w:tr>
+      <w:tr>
+        <w:tc>
+          <w:tcPr>
+            <w:tcW w:type="dxa" w:w="3135"/>
+          </w:tcPr>
+          <w:p>
+            <w:pPr/>
+            <w:r>
+              <w:rPr>
+                <w:sz w:val="18"/>
+              </w:rPr>
+              <w:t>recipe_photo_width</w:t>
+            </w:r>
+          </w:p>
+        </w:tc>
+        <w:tc>
+          <w:tcPr>
+            <w:tcW w:type="dxa" w:w="3135"/>
+          </w:tcPr>
+          <w:p>
+            <w:pPr/>
+            <w:r>
+              <w:rPr>
+                <w:sz w:val="18"/>
+              </w:rPr>
+              <w:t>int</w:t>
+            </w:r>
+          </w:p>
+        </w:tc>
+        <w:tc>
+          <w:tcPr>
+            <w:tcW w:type="dxa" w:w="3135"/>
+          </w:tcPr>
+          <w:p>
+            <w:pPr/>
+            <w:r>
+              <w:rPr>
+                <w:sz w:val="18"/>
+              </w:rPr>
+              <w:t>Largeur photo recette (px, defaut 120)</w:t>
+            </w:r>
+          </w:p>
+        </w:tc>
+      </w:tr>
+      <w:tr>
+        <w:tc>
+          <w:tcPr>
+            <w:tcW w:type="dxa" w:w="3135"/>
+          </w:tcPr>
+          <w:p>
+            <w:pPr/>
+            <w:r>
+              <w:rPr>
+                <w:sz w:val="18"/>
+              </w:rPr>
+              <w:t>recipe_photo_height</w:t>
+            </w:r>
+          </w:p>
+        </w:tc>
+        <w:tc>
+          <w:tcPr>
+            <w:tcW w:type="dxa" w:w="3135"/>
+          </w:tcPr>
+          <w:p>
+            <w:pPr/>
+            <w:r>
+              <w:rPr>
+                <w:sz w:val="18"/>
+              </w:rPr>
+              <w:t>int</w:t>
+            </w:r>
+          </w:p>
+        </w:tc>
+        <w:tc>
+          <w:tcPr>
+            <w:tcW w:type="dxa" w:w="3135"/>
+          </w:tcPr>
+          <w:p>
+            <w:pPr/>
+            <w:r>
+              <w:rPr>
+                <w:sz w:val="18"/>
+              </w:rPr>
+              <w:t>Hauteur photo recette (px, defaut 120)</w:t>
             </w:r>
           </w:p>
         </w:tc>
@@ -13238,7 +13695,7 @@
           <w:color w:val="1E1E1E"/>
           <w:sz w:val="18"/>
         </w:rPr>
-        <w:t xml:space="preserve">    { "name": "Farine", "quantity": 0.3, "unit": "kg", "unit_cost": 1.20, "total_cost": 0.36, "freinte_cost": 0.01 }</w:t>
+        <w:t xml:space="preserve">    { "name": "Farine", "code_article": "MAT-001", "quantity": 0.3, "unit": "kg", "unit_cost": 1.20, "total_cost": 0.36, "freinte_cost": 0.01 }</w:t>
       </w:r>
     </w:p>
     <w:p>
@@ -13389,7 +13846,281 @@
         <w:pStyle w:val="Heading2"/>
       </w:pPr>
       <w:r>
-        <w:t>5.2 SimulationResult</w:t>
+        <w:t>5.2 AllCosts (Tableau des couts)</w:t>
+      </w:r>
+    </w:p>
+    <w:p>
+      <w:r>
+        <w:t>Vue tabulaire de tous les couts par recette.</w:t>
+      </w:r>
+    </w:p>
+    <w:p>
+      <w:r>
+        <w:t xml:space="preserve">Endpoint : </w:t>
+      </w:r>
+      <w:r>
+        <w:rPr>
+          <w:rFonts w:ascii="Consolas" w:hAnsi="Consolas"/>
+          <w:color w:val="002FA7"/>
+          <w:sz w:val="18"/>
+        </w:rPr>
+        <w:t>GET /api/reports/all-costs</w:t>
+      </w:r>
+      <w:r/>
+    </w:p>
+    <w:p>
+      <w:pPr>
+        <w:spacing w:before="0" w:after="0"/>
+      </w:pPr>
+      <w:r>
+        <w:rPr>
+          <w:rFonts w:ascii="Consolas" w:hAnsi="Consolas"/>
+          <w:color w:val="1E1E1E"/>
+          <w:sz w:val="18"/>
+        </w:rPr>
+        <w:t>{</w:t>
+      </w:r>
+    </w:p>
+    <w:p>
+      <w:pPr>
+        <w:spacing w:before="0" w:after="0"/>
+      </w:pPr>
+      <w:r>
+        <w:rPr>
+          <w:rFonts w:ascii="Consolas" w:hAnsi="Consolas"/>
+          <w:color w:val="1E1E1E"/>
+          <w:sz w:val="18"/>
+        </w:rPr>
+        <w:t xml:space="preserve">  "recipe_id": "uuid-xxx",</w:t>
+      </w:r>
+    </w:p>
+    <w:p>
+      <w:pPr>
+        <w:spacing w:before="0" w:after="0"/>
+      </w:pPr>
+      <w:r>
+        <w:rPr>
+          <w:rFonts w:ascii="Consolas" w:hAnsi="Consolas"/>
+          <w:color w:val="1E1E1E"/>
+          <w:sz w:val="18"/>
+        </w:rPr>
+        <w:t xml:space="preserve">  "recipe_name": "Tarte aux pommes",</w:t>
+      </w:r>
+    </w:p>
+    <w:p>
+      <w:pPr>
+        <w:spacing w:before="0" w:after="0"/>
+      </w:pPr>
+      <w:r>
+        <w:rPr>
+          <w:rFonts w:ascii="Consolas" w:hAnsi="Consolas"/>
+          <w:color w:val="1E1E1E"/>
+          <w:sz w:val="18"/>
+        </w:rPr>
+        <w:t xml:space="preserve">  "code_article": "REC-003",</w:t>
+      </w:r>
+    </w:p>
+    <w:p>
+      <w:pPr>
+        <w:spacing w:before="0" w:after="0"/>
+      </w:pPr>
+      <w:r>
+        <w:rPr>
+          <w:rFonts w:ascii="Consolas" w:hAnsi="Consolas"/>
+          <w:color w:val="1E1E1E"/>
+          <w:sz w:val="18"/>
+        </w:rPr>
+        <w:t xml:space="preserve">  "category_id": "uuid-category",</w:t>
+      </w:r>
+    </w:p>
+    <w:p>
+      <w:pPr>
+        <w:spacing w:before="0" w:after="0"/>
+      </w:pPr>
+      <w:r>
+        <w:rPr>
+          <w:rFonts w:ascii="Consolas" w:hAnsi="Consolas"/>
+          <w:color w:val="1E1E1E"/>
+          <w:sz w:val="18"/>
+        </w:rPr>
+        <w:t xml:space="preserve">  "supplier_name": "Auchan",</w:t>
+      </w:r>
+    </w:p>
+    <w:p>
+      <w:pPr>
+        <w:spacing w:before="0" w:after="0"/>
+      </w:pPr>
+      <w:r>
+        <w:rPr>
+          <w:rFonts w:ascii="Consolas" w:hAnsi="Consolas"/>
+          <w:color w:val="1E1E1E"/>
+          <w:sz w:val="18"/>
+        </w:rPr>
+        <w:t xml:space="preserve">  "product_type": "MDD",</w:t>
+      </w:r>
+    </w:p>
+    <w:p>
+      <w:pPr>
+        <w:spacing w:before="0" w:after="0"/>
+      </w:pPr>
+      <w:r>
+        <w:rPr>
+          <w:rFonts w:ascii="Consolas" w:hAnsi="Consolas"/>
+          <w:color w:val="1E1E1E"/>
+          <w:sz w:val="18"/>
+        </w:rPr>
+        <w:t xml:space="preserve">  "version": 1,</w:t>
+      </w:r>
+    </w:p>
+    <w:p>
+      <w:pPr>
+        <w:spacing w:before="0" w:after="0"/>
+      </w:pPr>
+      <w:r>
+        <w:rPr>
+          <w:rFonts w:ascii="Consolas" w:hAnsi="Consolas"/>
+          <w:color w:val="1E1E1E"/>
+          <w:sz w:val="18"/>
+        </w:rPr>
+        <w:t xml:space="preserve">  "output_quantity": 8.0,</w:t>
+      </w:r>
+    </w:p>
+    <w:p>
+      <w:pPr>
+        <w:spacing w:before="0" w:after="0"/>
+      </w:pPr>
+      <w:r>
+        <w:rPr>
+          <w:rFonts w:ascii="Consolas" w:hAnsi="Consolas"/>
+          <w:color w:val="1E1E1E"/>
+          <w:sz w:val="18"/>
+        </w:rPr>
+        <w:t xml:space="preserve">  "output_unit": "part",</w:t>
+      </w:r>
+    </w:p>
+    <w:p>
+      <w:pPr>
+        <w:spacing w:before="0" w:after="0"/>
+      </w:pPr>
+      <w:r>
+        <w:rPr>
+          <w:rFonts w:ascii="Consolas" w:hAnsi="Consolas"/>
+          <w:color w:val="1E1E1E"/>
+          <w:sz w:val="18"/>
+        </w:rPr>
+        <w:t xml:space="preserve">  "material_cost": 7.07,</w:t>
+      </w:r>
+    </w:p>
+    <w:p>
+      <w:pPr>
+        <w:spacing w:before="0" w:after="0"/>
+      </w:pPr>
+      <w:r>
+        <w:rPr>
+          <w:rFonts w:ascii="Consolas" w:hAnsi="Consolas"/>
+          <w:color w:val="1E1E1E"/>
+          <w:sz w:val="18"/>
+        </w:rPr>
+        <w:t xml:space="preserve">  "labor_cost": 18.75,</w:t>
+      </w:r>
+    </w:p>
+    <w:p>
+      <w:pPr>
+        <w:spacing w:before="0" w:after="0"/>
+      </w:pPr>
+      <w:r>
+        <w:rPr>
+          <w:rFonts w:ascii="Consolas" w:hAnsi="Consolas"/>
+          <w:color w:val="1E1E1E"/>
+          <w:sz w:val="18"/>
+        </w:rPr>
+        <w:t xml:space="preserve">  "overhead_cost": 2.06,</w:t>
+      </w:r>
+    </w:p>
+    <w:p>
+      <w:pPr>
+        <w:spacing w:before="0" w:after="0"/>
+      </w:pPr>
+      <w:r>
+        <w:rPr>
+          <w:rFonts w:ascii="Consolas" w:hAnsi="Consolas"/>
+          <w:color w:val="1E1E1E"/>
+          <w:sz w:val="18"/>
+        </w:rPr>
+        <w:t xml:space="preserve">  "freinte_cost": 0.19,</w:t>
+      </w:r>
+    </w:p>
+    <w:p>
+      <w:pPr>
+        <w:spacing w:before="0" w:after="0"/>
+      </w:pPr>
+      <w:r>
+        <w:rPr>
+          <w:rFonts w:ascii="Consolas" w:hAnsi="Consolas"/>
+          <w:color w:val="1E1E1E"/>
+          <w:sz w:val="18"/>
+        </w:rPr>
+        <w:t xml:space="preserve">  "total_cost": 27.88,</w:t>
+      </w:r>
+    </w:p>
+    <w:p>
+      <w:pPr>
+        <w:spacing w:before="0" w:after="0"/>
+      </w:pPr>
+      <w:r>
+        <w:rPr>
+          <w:rFonts w:ascii="Consolas" w:hAnsi="Consolas"/>
+          <w:color w:val="1E1E1E"/>
+          <w:sz w:val="18"/>
+        </w:rPr>
+        <w:t xml:space="preserve">  "cost_per_unit": 3.49,</w:t>
+      </w:r>
+    </w:p>
+    <w:p>
+      <w:pPr>
+        <w:spacing w:before="0" w:after="0"/>
+      </w:pPr>
+      <w:r>
+        <w:rPr>
+          <w:rFonts w:ascii="Consolas" w:hAnsi="Consolas"/>
+          <w:color w:val="1E1E1E"/>
+          <w:sz w:val="18"/>
+        </w:rPr>
+        <w:t xml:space="preserve">  "target_margin": 35.0,</w:t>
+      </w:r>
+    </w:p>
+    <w:p>
+      <w:pPr>
+        <w:spacing w:before="0" w:after="0"/>
+      </w:pPr>
+      <w:r>
+        <w:rPr>
+          <w:rFonts w:ascii="Consolas" w:hAnsi="Consolas"/>
+          <w:color w:val="1E1E1E"/>
+          <w:sz w:val="18"/>
+        </w:rPr>
+        <w:t xml:space="preserve">  "suggested_price": 5.36</w:t>
+      </w:r>
+    </w:p>
+    <w:p>
+      <w:pPr>
+        <w:spacing w:before="0" w:after="0"/>
+      </w:pPr>
+      <w:r>
+        <w:rPr>
+          <w:rFonts w:ascii="Consolas" w:hAnsi="Consolas"/>
+          <w:color w:val="1E1E1E"/>
+          <w:sz w:val="18"/>
+        </w:rPr>
+        <w:t>}</w:t>
+      </w:r>
+    </w:p>
+    <w:p>
+      <w:pPr>
+        <w:pStyle w:val="Heading2"/>
+      </w:pPr>
+      <w:r>
+        <w:t>5.3 SimulationResult</w:t>
       </w:r>
     </w:p>
     <w:p>
@@ -13739,49 +14470,49 @@
               <w:rPr>
                 <w:sz w:val="18"/>
               </w:rPr>
-              <w:t>recipes</w:t>
-            </w:r>
-          </w:p>
-        </w:tc>
-        <w:tc>
-          <w:tcPr>
-            <w:tcW w:type="dxa" w:w="2351"/>
-          </w:tcPr>
-          <w:p>
-            <w:pPr/>
-            <w:r>
-              <w:rPr>
-                <w:sz w:val="18"/>
-              </w:rPr>
-              <w:t>id</w:t>
-            </w:r>
-          </w:p>
-        </w:tc>
-        <w:tc>
-          <w:tcPr>
-            <w:tcW w:type="dxa" w:w="2351"/>
-          </w:tcPr>
-          <w:p>
-            <w:pPr/>
-            <w:r>
-              <w:rPr>
-                <w:sz w:val="18"/>
-              </w:rPr>
-              <w:t>Unique</w:t>
-            </w:r>
-          </w:p>
-        </w:tc>
-        <w:tc>
-          <w:tcPr>
-            <w:tcW w:type="dxa" w:w="2351"/>
-          </w:tcPr>
-          <w:p>
-            <w:pPr/>
-            <w:r>
-              <w:rPr>
-                <w:sz w:val="18"/>
-              </w:rPr>
-              <w:t>Recherche par ID</w:t>
+              <w:t>raw_materials</w:t>
+            </w:r>
+          </w:p>
+        </w:tc>
+        <w:tc>
+          <w:tcPr>
+            <w:tcW w:type="dxa" w:w="2351"/>
+          </w:tcPr>
+          <w:p>
+            <w:pPr/>
+            <w:r>
+              <w:rPr>
+                <w:sz w:val="18"/>
+              </w:rPr>
+              <w:t>code_article</w:t>
+            </w:r>
+          </w:p>
+        </w:tc>
+        <w:tc>
+          <w:tcPr>
+            <w:tcW w:type="dxa" w:w="2351"/>
+          </w:tcPr>
+          <w:p>
+            <w:pPr/>
+            <w:r>
+              <w:rPr>
+                <w:sz w:val="18"/>
+              </w:rPr>
+              <w:t>Standard</w:t>
+            </w:r>
+          </w:p>
+        </w:tc>
+        <w:tc>
+          <w:tcPr>
+            <w:tcW w:type="dxa" w:w="2351"/>
+          </w:tcPr>
+          <w:p>
+            <w:pPr/>
+            <w:r>
+              <w:rPr>
+                <w:sz w:val="18"/>
+              </w:rPr>
+              <w:t>Recherche par code article</w:t>
             </w:r>
           </w:p>
         </w:tc>
@@ -13811,6 +14542,122 @@
               <w:rPr>
                 <w:sz w:val="18"/>
               </w:rPr>
+              <w:t>id</w:t>
+            </w:r>
+          </w:p>
+        </w:tc>
+        <w:tc>
+          <w:tcPr>
+            <w:tcW w:type="dxa" w:w="2351"/>
+          </w:tcPr>
+          <w:p>
+            <w:pPr/>
+            <w:r>
+              <w:rPr>
+                <w:sz w:val="18"/>
+              </w:rPr>
+              <w:t>Unique</w:t>
+            </w:r>
+          </w:p>
+        </w:tc>
+        <w:tc>
+          <w:tcPr>
+            <w:tcW w:type="dxa" w:w="2351"/>
+          </w:tcPr>
+          <w:p>
+            <w:pPr/>
+            <w:r>
+              <w:rPr>
+                <w:sz w:val="18"/>
+              </w:rPr>
+              <w:t>Recherche par ID</w:t>
+            </w:r>
+          </w:p>
+        </w:tc>
+      </w:tr>
+      <w:tr>
+        <w:tc>
+          <w:tcPr>
+            <w:tcW w:type="dxa" w:w="2351"/>
+          </w:tcPr>
+          <w:p>
+            <w:pPr/>
+            <w:r>
+              <w:rPr>
+                <w:sz w:val="18"/>
+              </w:rPr>
+              <w:t>recipes</w:t>
+            </w:r>
+          </w:p>
+        </w:tc>
+        <w:tc>
+          <w:tcPr>
+            <w:tcW w:type="dxa" w:w="2351"/>
+          </w:tcPr>
+          <w:p>
+            <w:pPr/>
+            <w:r>
+              <w:rPr>
+                <w:sz w:val="18"/>
+              </w:rPr>
+              <w:t>code_article</w:t>
+            </w:r>
+          </w:p>
+        </w:tc>
+        <w:tc>
+          <w:tcPr>
+            <w:tcW w:type="dxa" w:w="2351"/>
+          </w:tcPr>
+          <w:p>
+            <w:pPr/>
+            <w:r>
+              <w:rPr>
+                <w:sz w:val="18"/>
+              </w:rPr>
+              <w:t>Standard</w:t>
+            </w:r>
+          </w:p>
+        </w:tc>
+        <w:tc>
+          <w:tcPr>
+            <w:tcW w:type="dxa" w:w="2351"/>
+          </w:tcPr>
+          <w:p>
+            <w:pPr/>
+            <w:r>
+              <w:rPr>
+                <w:sz w:val="18"/>
+              </w:rPr>
+              <w:t>Recherche par code article</w:t>
+            </w:r>
+          </w:p>
+        </w:tc>
+      </w:tr>
+      <w:tr>
+        <w:tc>
+          <w:tcPr>
+            <w:tcW w:type="dxa" w:w="2351"/>
+          </w:tcPr>
+          <w:p>
+            <w:pPr/>
+            <w:r>
+              <w:rPr>
+                <w:sz w:val="18"/>
+              </w:rPr>
+              <w:t>recipes</w:t>
+            </w:r>
+          </w:p>
+        </w:tc>
+        <w:tc>
+          <w:tcPr>
+            <w:tcW w:type="dxa" w:w="2351"/>
+          </w:tcPr>
+          <w:p>
+            <w:pPr/>
+            <w:r>
+              <w:rPr>
+                <w:sz w:val="18"/>
+              </w:rPr>
               <w:t>is_intermediate</w:t>
             </w:r>
           </w:p>
@@ -13840,6 +14687,64 @@
                 <w:sz w:val="18"/>
               </w:rPr>
               <w:t>Filtrage semi-finis</w:t>
+            </w:r>
+          </w:p>
+        </w:tc>
+      </w:tr>
+      <w:tr>
+        <w:tc>
+          <w:tcPr>
+            <w:tcW w:type="dxa" w:w="2351"/>
+          </w:tcPr>
+          <w:p>
+            <w:pPr/>
+            <w:r>
+              <w:rPr>
+                <w:sz w:val="18"/>
+              </w:rPr>
+              <w:t>recipes</w:t>
+            </w:r>
+          </w:p>
+        </w:tc>
+        <w:tc>
+          <w:tcPr>
+            <w:tcW w:type="dxa" w:w="2351"/>
+          </w:tcPr>
+          <w:p>
+            <w:pPr/>
+            <w:r>
+              <w:rPr>
+                <w:sz w:val="18"/>
+              </w:rPr>
+              <w:t>product_type</w:t>
+            </w:r>
+          </w:p>
+        </w:tc>
+        <w:tc>
+          <w:tcPr>
+            <w:tcW w:type="dxa" w:w="2351"/>
+          </w:tcPr>
+          <w:p>
+            <w:pPr/>
+            <w:r>
+              <w:rPr>
+                <w:sz w:val="18"/>
+              </w:rPr>
+              <w:t>Standard</w:t>
+            </w:r>
+          </w:p>
+        </w:tc>
+        <w:tc>
+          <w:tcPr>
+            <w:tcW w:type="dxa" w:w="2351"/>
+          </w:tcPr>
+          <w:p>
+            <w:pPr/>
+            <w:r>
+              <w:rPr>
+                <w:sz w:val="18"/>
+              </w:rPr>
+              <w:t>Filtrage par type produit</w:t>
             </w:r>
           </w:p>
         </w:tc>
@@ -14374,7 +15279,7 @@
         <w:rPr>
           <w:i/>
         </w:rPr>
-        <w:t>Document genere le 1er avril 2026 - PrixRevient v11</w:t>
+        <w:t>Document genere le 2 avril 2026 - PrixRevient v16</w:t>
       </w:r>
       <w:r/>
     </w:p>
